--- a/docs/content/t_tests_2/t_tests_2_activity.docx
+++ b/docs/content/t_tests_2/t_tests_2_activity.docx
@@ -7,7 +7,7 @@
         <w:pStyle w:val="Title"/>
       </w:pPr>
       <w:r>
-        <w:t xml:space="preserve">Worksheet 10 - T-Tests II: Running &amp; Reporting the Test</w:t>
+        <w:t xml:space="preserve">Worksheet — T-Tests II: Running, Reporting &amp; Extension</w:t>
       </w:r>
     </w:p>
     <w:p>
@@ -43,13 +43,13 @@
         <w:t xml:space="preserve">In-class Activity 10: Running &amp; Reporting the Test</w:t>
       </w:r>
     </w:p>
-    <w:bookmarkStart w:id="9" w:name="recap-from-worksheet-09"/>
+    <w:bookmarkStart w:id="9" w:name="recap-from-the-t-tests-i-worksheet"/>
     <w:p>
       <w:pPr>
         <w:pStyle w:val="Heading3"/>
       </w:pPr>
       <w:r>
-        <w:t xml:space="preserve">Recap from Worksheet 09</w:t>
+        <w:t xml:space="preserve">Recap from the T-Tests I worksheet</w:t>
       </w:r>
     </w:p>
     <w:p>
@@ -292,13 +292,13 @@
           <w:b/>
           <w:bCs/>
         </w:rPr>
-        <w:t xml:space="preserve">Going further</w:t>
-      </w:r>
-      <w:r>
-        <w:t xml:space="preserve"> </w:t>
-      </w:r>
-      <w:r>
-        <w:t xml:space="preserve">section is optional if you finish early.</w:t>
+        <w:t xml:space="preserve">Extension</w:t>
+      </w:r>
+      <w:r>
+        <w:t xml:space="preserve"> </w:t>
+      </w:r>
+      <w:r>
+        <w:t xml:space="preserve">at the end is done out of class (~30–40 min) and turned in with the worksheet.</w:t>
       </w:r>
     </w:p>
     <w:p>
@@ -891,7 +891,7 @@
         <w:t xml:space="preserve"> </w:t>
       </w:r>
       <w:r>
-        <w:t xml:space="preserve">From Worksheet 09, what was your decision about normality and variance? Were you clear to proceed with Welch’s?</w:t>
+        <w:t xml:space="preserve">From the T-Tests I worksheet, what was your decision about normality and variance? Were you clear to proceed with Welch’s?</w:t>
       </w:r>
     </w:p>
     <w:p>
@@ -3675,1152 +3675,318 @@
       </w:r>
     </w:p>
     <w:bookmarkEnd w:id="22"/>
-    <w:bookmarkStart w:id="25" w:name="part-7-going-further"/>
+    <w:bookmarkStart w:id="29" w:name="extension-out-of-class-3040-min"/>
     <w:p>
       <w:pPr>
         <w:pStyle w:val="Heading1"/>
       </w:pPr>
       <w:r>
-        <w:t xml:space="preserve">Part 7 · Going further</w:t>
-      </w:r>
-    </w:p>
-    <w:p>
-      <w:pPr>
-        <w:pStyle w:val="BlockText"/>
-      </w:pPr>
-      <w:r>
-        <w:t xml:space="preserve">This section is optional — work through it if you finish early or want to push deeper.</w:t>
-      </w:r>
-    </w:p>
-    <w:bookmarkStart w:id="23" w:name="test-a-second-variable-height_cm"/>
-    <w:p>
-      <w:pPr>
-        <w:pStyle w:val="Heading3"/>
-      </w:pPr>
-      <w:r>
-        <w:t xml:space="preserve">Test a second variable:</w:t>
-      </w:r>
-      <w:r>
-        <w:t xml:space="preserve"> </w:t>
-      </w:r>
-      <w:r>
-        <w:rPr>
-          <w:rStyle w:val="VerbatimChar"/>
-        </w:rPr>
-        <w:t xml:space="preserve">height_cm</w:t>
+        <w:t xml:space="preserve">Extension — out of class (~30–40 min)</w:t>
       </w:r>
     </w:p>
     <w:p>
       <w:pPr>
         <w:pStyle w:val="FirstParagraph"/>
       </w:pPr>
+      <w:r>
+        <w:rPr>
+          <w:i/>
+          <w:iCs/>
+        </w:rPr>
+        <w:t xml:space="preserve">Turn this in with your worksheet. In class we ran a</w:t>
+      </w:r>
+      <w:r>
+        <w:rPr>
+          <w:i/>
+          <w:iCs/>
+        </w:rPr>
+        <w:t xml:space="preserve"> </w:t>
+      </w:r>
       <w:r>
         <w:rPr>
           <w:b/>
           <w:bCs/>
-        </w:rPr>
-        <w:t xml:space="preserve">▶ Try this:</w:t>
-      </w:r>
-    </w:p>
-    <w:p>
-      <w:pPr>
-        <w:pStyle w:val="SourceCode"/>
-      </w:pPr>
-      <w:r>
-        <w:rPr>
-          <w:rStyle w:val="CommentTok"/>
-        </w:rPr>
-        <w:t xml:space="preserve"># Run the same t-test pipeline for height_cm ---------</w:t>
-      </w:r>
-      <w:r>
-        <w:br/>
-      </w:r>
-      <w:r>
-        <w:br/>
-      </w:r>
-      <w:r>
-        <w:rPr>
-          <w:rStyle w:val="CommentTok"/>
-        </w:rPr>
-        <w:t xml:space="preserve"># 1. Stats recap</w:t>
-      </w:r>
-      <w:r>
-        <w:br/>
-      </w:r>
-      <w:r>
-        <w:rPr>
-          <w:rStyle w:val="NormalTok"/>
-        </w:rPr>
-        <w:t xml:space="preserve">tree_df </w:t>
-      </w:r>
-      <w:r>
-        <w:rPr>
-          <w:rStyle w:val="SpecialCharTok"/>
-        </w:rPr>
-        <w:t xml:space="preserve">%&gt;%</w:t>
-      </w:r>
-      <w:r>
-        <w:br/>
-      </w:r>
-      <w:r>
-        <w:rPr>
-          <w:rStyle w:val="NormalTok"/>
-        </w:rPr>
-        <w:t xml:space="preserve">  </w:t>
-      </w:r>
-      <w:r>
-        <w:rPr>
-          <w:rStyle w:val="FunctionTok"/>
-        </w:rPr>
-        <w:t xml:space="preserve">group_by</w:t>
-      </w:r>
-      <w:r>
-        <w:rPr>
-          <w:rStyle w:val="NormalTok"/>
-        </w:rPr>
-        <w:t xml:space="preserve">(side) </w:t>
-      </w:r>
-      <w:r>
-        <w:rPr>
-          <w:rStyle w:val="SpecialCharTok"/>
-        </w:rPr>
-        <w:t xml:space="preserve">%&gt;%</w:t>
-      </w:r>
-      <w:r>
-        <w:br/>
-      </w:r>
-      <w:r>
-        <w:rPr>
-          <w:rStyle w:val="NormalTok"/>
-        </w:rPr>
-        <w:t xml:space="preserve">  </w:t>
-      </w:r>
-      <w:r>
-        <w:rPr>
-          <w:rStyle w:val="FunctionTok"/>
-        </w:rPr>
-        <w:t xml:space="preserve">summarize</w:t>
-      </w:r>
-      <w:r>
-        <w:rPr>
-          <w:rStyle w:val="NormalTok"/>
-        </w:rPr>
-        <w:t xml:space="preserve">(</w:t>
-      </w:r>
-      <w:r>
-        <w:br/>
-      </w:r>
-      <w:r>
-        <w:rPr>
-          <w:rStyle w:val="NormalTok"/>
-        </w:rPr>
-        <w:t xml:space="preserve">    </w:t>
-      </w:r>
-      <w:r>
-        <w:rPr>
-          <w:rStyle w:val="AttributeTok"/>
-        </w:rPr>
-        <w:t xml:space="preserve">n        =</w:t>
-      </w:r>
-      <w:r>
-        <w:rPr>
-          <w:rStyle w:val="NormalTok"/>
-        </w:rPr>
-        <w:t xml:space="preserve"> </w:t>
-      </w:r>
-      <w:r>
-        <w:rPr>
-          <w:rStyle w:val="FunctionTok"/>
-        </w:rPr>
-        <w:t xml:space="preserve">sum</w:t>
-      </w:r>
-      <w:r>
-        <w:rPr>
-          <w:rStyle w:val="NormalTok"/>
-        </w:rPr>
-        <w:t xml:space="preserve">(</w:t>
-      </w:r>
-      <w:r>
-        <w:rPr>
-          <w:rStyle w:val="SpecialCharTok"/>
-        </w:rPr>
-        <w:t xml:space="preserve">!</w:t>
-      </w:r>
-      <w:r>
-        <w:rPr>
-          <w:rStyle w:val="FunctionTok"/>
-        </w:rPr>
-        <w:t xml:space="preserve">is.na</w:t>
-      </w:r>
-      <w:r>
-        <w:rPr>
-          <w:rStyle w:val="NormalTok"/>
-        </w:rPr>
-        <w:t xml:space="preserve">(height_cm)),</w:t>
-      </w:r>
-      <w:r>
-        <w:br/>
-      </w:r>
-      <w:r>
-        <w:rPr>
-          <w:rStyle w:val="NormalTok"/>
-        </w:rPr>
-        <w:t xml:space="preserve">    </w:t>
-      </w:r>
-      <w:r>
-        <w:rPr>
-          <w:rStyle w:val="AttributeTok"/>
-        </w:rPr>
-        <w:t xml:space="preserve">mean_ht  =</w:t>
-      </w:r>
-      <w:r>
-        <w:rPr>
-          <w:rStyle w:val="NormalTok"/>
-        </w:rPr>
-        <w:t xml:space="preserve"> </w:t>
-      </w:r>
-      <w:r>
-        <w:rPr>
-          <w:rStyle w:val="FunctionTok"/>
-        </w:rPr>
-        <w:t xml:space="preserve">round</w:t>
-      </w:r>
-      <w:r>
-        <w:rPr>
-          <w:rStyle w:val="NormalTok"/>
-        </w:rPr>
-        <w:t xml:space="preserve">(</w:t>
-      </w:r>
-      <w:r>
-        <w:rPr>
-          <w:rStyle w:val="FunctionTok"/>
-        </w:rPr>
-        <w:t xml:space="preserve">mean</w:t>
-      </w:r>
-      <w:r>
-        <w:rPr>
-          <w:rStyle w:val="NormalTok"/>
-        </w:rPr>
-        <w:t xml:space="preserve">(height_cm, </w:t>
-      </w:r>
-      <w:r>
-        <w:rPr>
-          <w:rStyle w:val="AttributeTok"/>
-        </w:rPr>
-        <w:t xml:space="preserve">na.rm =</w:t>
-      </w:r>
-      <w:r>
-        <w:rPr>
-          <w:rStyle w:val="NormalTok"/>
-        </w:rPr>
-        <w:t xml:space="preserve"> </w:t>
-      </w:r>
-      <w:r>
-        <w:rPr>
-          <w:rStyle w:val="ConstantTok"/>
-        </w:rPr>
-        <w:t xml:space="preserve">TRUE</w:t>
-      </w:r>
-      <w:r>
-        <w:rPr>
-          <w:rStyle w:val="NormalTok"/>
-        </w:rPr>
-        <w:t xml:space="preserve">), </w:t>
-      </w:r>
-      <w:r>
-        <w:rPr>
-          <w:rStyle w:val="DecValTok"/>
-        </w:rPr>
-        <w:t xml:space="preserve">2</w:t>
-      </w:r>
-      <w:r>
-        <w:rPr>
-          <w:rStyle w:val="NormalTok"/>
-        </w:rPr>
-        <w:t xml:space="preserve">),</w:t>
-      </w:r>
-      <w:r>
-        <w:br/>
-      </w:r>
-      <w:r>
-        <w:rPr>
-          <w:rStyle w:val="NormalTok"/>
-        </w:rPr>
-        <w:t xml:space="preserve">    </w:t>
-      </w:r>
-      <w:r>
-        <w:rPr>
-          <w:rStyle w:val="AttributeTok"/>
-        </w:rPr>
-        <w:t xml:space="preserve">sd_ht    =</w:t>
-      </w:r>
-      <w:r>
-        <w:rPr>
-          <w:rStyle w:val="NormalTok"/>
-        </w:rPr>
-        <w:t xml:space="preserve"> </w:t>
-      </w:r>
-      <w:r>
-        <w:rPr>
-          <w:rStyle w:val="FunctionTok"/>
-        </w:rPr>
-        <w:t xml:space="preserve">round</w:t>
-      </w:r>
-      <w:r>
-        <w:rPr>
-          <w:rStyle w:val="NormalTok"/>
-        </w:rPr>
-        <w:t xml:space="preserve">(</w:t>
-      </w:r>
-      <w:r>
-        <w:rPr>
-          <w:rStyle w:val="FunctionTok"/>
-        </w:rPr>
-        <w:t xml:space="preserve">sd</w:t>
-      </w:r>
-      <w:r>
-        <w:rPr>
-          <w:rStyle w:val="NormalTok"/>
-        </w:rPr>
-        <w:t xml:space="preserve">(height_cm,   </w:t>
-      </w:r>
-      <w:r>
-        <w:rPr>
-          <w:rStyle w:val="AttributeTok"/>
-        </w:rPr>
-        <w:t xml:space="preserve">na.rm =</w:t>
-      </w:r>
-      <w:r>
-        <w:rPr>
-          <w:rStyle w:val="NormalTok"/>
-        </w:rPr>
-        <w:t xml:space="preserve"> </w:t>
-      </w:r>
-      <w:r>
-        <w:rPr>
-          <w:rStyle w:val="ConstantTok"/>
-        </w:rPr>
-        <w:t xml:space="preserve">TRUE</w:t>
-      </w:r>
-      <w:r>
-        <w:rPr>
-          <w:rStyle w:val="NormalTok"/>
-        </w:rPr>
-        <w:t xml:space="preserve">), </w:t>
-      </w:r>
-      <w:r>
-        <w:rPr>
-          <w:rStyle w:val="DecValTok"/>
-        </w:rPr>
-        <w:t xml:space="preserve">2</w:t>
-      </w:r>
-      <w:r>
-        <w:rPr>
-          <w:rStyle w:val="NormalTok"/>
-        </w:rPr>
-        <w:t xml:space="preserve">),</w:t>
-      </w:r>
-      <w:r>
-        <w:br/>
-      </w:r>
-      <w:r>
-        <w:rPr>
-          <w:rStyle w:val="NormalTok"/>
-        </w:rPr>
-        <w:t xml:space="preserve">    </w:t>
-      </w:r>
-      <w:r>
-        <w:rPr>
-          <w:rStyle w:val="AttributeTok"/>
-        </w:rPr>
-        <w:t xml:space="preserve">se_ht    =</w:t>
-      </w:r>
-      <w:r>
-        <w:rPr>
-          <w:rStyle w:val="NormalTok"/>
-        </w:rPr>
-        <w:t xml:space="preserve"> </w:t>
-      </w:r>
-      <w:r>
-        <w:rPr>
-          <w:rStyle w:val="FunctionTok"/>
-        </w:rPr>
-        <w:t xml:space="preserve">round</w:t>
-      </w:r>
-      <w:r>
-        <w:rPr>
-          <w:rStyle w:val="NormalTok"/>
-        </w:rPr>
-        <w:t xml:space="preserve">(sd_ht </w:t>
-      </w:r>
-      <w:r>
-        <w:rPr>
-          <w:rStyle w:val="SpecialCharTok"/>
-        </w:rPr>
-        <w:t xml:space="preserve">/</w:t>
-      </w:r>
-      <w:r>
-        <w:rPr>
-          <w:rStyle w:val="NormalTok"/>
-        </w:rPr>
-        <w:t xml:space="preserve"> </w:t>
-      </w:r>
-      <w:r>
-        <w:rPr>
-          <w:rStyle w:val="FunctionTok"/>
-        </w:rPr>
-        <w:t xml:space="preserve">sqrt</w:t>
-      </w:r>
-      <w:r>
-        <w:rPr>
-          <w:rStyle w:val="NormalTok"/>
-        </w:rPr>
-        <w:t xml:space="preserve">(n), </w:t>
-      </w:r>
-      <w:r>
-        <w:rPr>
-          <w:rStyle w:val="DecValTok"/>
-        </w:rPr>
-        <w:t xml:space="preserve">2</w:t>
-      </w:r>
-      <w:r>
-        <w:rPr>
-          <w:rStyle w:val="NormalTok"/>
-        </w:rPr>
-        <w:t xml:space="preserve">)</w:t>
-      </w:r>
-      <w:r>
-        <w:br/>
-      </w:r>
-      <w:r>
-        <w:rPr>
-          <w:rStyle w:val="NormalTok"/>
-        </w:rPr>
-        <w:t xml:space="preserve">  )</w:t>
-      </w:r>
-    </w:p>
-    <w:p>
-      <w:pPr>
-        <w:pStyle w:val="SourceCode"/>
-      </w:pPr>
-      <w:r>
-        <w:rPr>
-          <w:rStyle w:val="CommentTok"/>
-        </w:rPr>
-        <w:t xml:space="preserve"># 2. Shapiro-Wilk for height_cm</w:t>
-      </w:r>
-      <w:r>
-        <w:br/>
-      </w:r>
-      <w:r>
-        <w:rPr>
-          <w:rStyle w:val="NormalTok"/>
-        </w:rPr>
-        <w:t xml:space="preserve">tree_df </w:t>
-      </w:r>
-      <w:r>
-        <w:rPr>
-          <w:rStyle w:val="SpecialCharTok"/>
-        </w:rPr>
-        <w:t xml:space="preserve">%&gt;%</w:t>
-      </w:r>
-      <w:r>
-        <w:rPr>
-          <w:rStyle w:val="NormalTok"/>
-        </w:rPr>
-        <w:t xml:space="preserve"> </w:t>
-      </w:r>
-      <w:r>
-        <w:rPr>
-          <w:rStyle w:val="FunctionTok"/>
-        </w:rPr>
-        <w:t xml:space="preserve">filter</w:t>
-      </w:r>
-      <w:r>
-        <w:rPr>
-          <w:rStyle w:val="NormalTok"/>
-        </w:rPr>
-        <w:t xml:space="preserve">(side </w:t>
-      </w:r>
-      <w:r>
-        <w:rPr>
-          <w:rStyle w:val="SpecialCharTok"/>
-        </w:rPr>
-        <w:t xml:space="preserve">==</w:t>
-      </w:r>
-      <w:r>
-        <w:rPr>
-          <w:rStyle w:val="NormalTok"/>
-        </w:rPr>
-        <w:t xml:space="preserve"> </w:t>
-      </w:r>
-      <w:r>
-        <w:rPr>
-          <w:rStyle w:val="StringTok"/>
-        </w:rPr>
-        <w:t xml:space="preserve">"sunny"</w:t>
-      </w:r>
-      <w:r>
-        <w:rPr>
-          <w:rStyle w:val="NormalTok"/>
-        </w:rPr>
-        <w:t xml:space="preserve">) </w:t>
-      </w:r>
-      <w:r>
-        <w:rPr>
-          <w:rStyle w:val="SpecialCharTok"/>
-        </w:rPr>
-        <w:t xml:space="preserve">%&gt;%</w:t>
-      </w:r>
-      <w:r>
-        <w:rPr>
-          <w:rStyle w:val="NormalTok"/>
-        </w:rPr>
-        <w:t xml:space="preserve"> </w:t>
-      </w:r>
-      <w:r>
-        <w:rPr>
-          <w:rStyle w:val="FunctionTok"/>
-        </w:rPr>
-        <w:t xml:space="preserve">pull</w:t>
-      </w:r>
-      <w:r>
-        <w:rPr>
-          <w:rStyle w:val="NormalTok"/>
-        </w:rPr>
-        <w:t xml:space="preserve">(height_cm) </w:t>
-      </w:r>
-      <w:r>
-        <w:rPr>
-          <w:rStyle w:val="SpecialCharTok"/>
-        </w:rPr>
-        <w:t xml:space="preserve">%&gt;%</w:t>
-      </w:r>
-      <w:r>
-        <w:rPr>
-          <w:rStyle w:val="NormalTok"/>
-        </w:rPr>
-        <w:t xml:space="preserve"> </w:t>
-      </w:r>
-      <w:r>
-        <w:rPr>
-          <w:rStyle w:val="FunctionTok"/>
-        </w:rPr>
-        <w:t xml:space="preserve">shapiro.test</w:t>
-      </w:r>
-      <w:r>
-        <w:rPr>
-          <w:rStyle w:val="NormalTok"/>
-        </w:rPr>
-        <w:t xml:space="preserve">()</w:t>
-      </w:r>
-      <w:r>
-        <w:br/>
-      </w:r>
-      <w:r>
-        <w:rPr>
-          <w:rStyle w:val="NormalTok"/>
-        </w:rPr>
-        <w:t xml:space="preserve">tree_df </w:t>
-      </w:r>
-      <w:r>
-        <w:rPr>
-          <w:rStyle w:val="SpecialCharTok"/>
-        </w:rPr>
-        <w:t xml:space="preserve">%&gt;%</w:t>
-      </w:r>
-      <w:r>
-        <w:rPr>
-          <w:rStyle w:val="NormalTok"/>
-        </w:rPr>
-        <w:t xml:space="preserve"> </w:t>
-      </w:r>
-      <w:r>
-        <w:rPr>
-          <w:rStyle w:val="FunctionTok"/>
-        </w:rPr>
-        <w:t xml:space="preserve">filter</w:t>
-      </w:r>
-      <w:r>
-        <w:rPr>
-          <w:rStyle w:val="NormalTok"/>
-        </w:rPr>
-        <w:t xml:space="preserve">(side </w:t>
-      </w:r>
-      <w:r>
-        <w:rPr>
-          <w:rStyle w:val="SpecialCharTok"/>
-        </w:rPr>
-        <w:t xml:space="preserve">==</w:t>
-      </w:r>
-      <w:r>
-        <w:rPr>
-          <w:rStyle w:val="NormalTok"/>
-        </w:rPr>
-        <w:t xml:space="preserve"> </w:t>
-      </w:r>
-      <w:r>
-        <w:rPr>
-          <w:rStyle w:val="StringTok"/>
-        </w:rPr>
-        <w:t xml:space="preserve">"shady"</w:t>
-      </w:r>
-      <w:r>
-        <w:rPr>
-          <w:rStyle w:val="NormalTok"/>
-        </w:rPr>
-        <w:t xml:space="preserve">) </w:t>
-      </w:r>
-      <w:r>
-        <w:rPr>
-          <w:rStyle w:val="SpecialCharTok"/>
-        </w:rPr>
-        <w:t xml:space="preserve">%&gt;%</w:t>
-      </w:r>
-      <w:r>
-        <w:rPr>
-          <w:rStyle w:val="NormalTok"/>
-        </w:rPr>
-        <w:t xml:space="preserve"> </w:t>
-      </w:r>
-      <w:r>
-        <w:rPr>
-          <w:rStyle w:val="FunctionTok"/>
-        </w:rPr>
-        <w:t xml:space="preserve">pull</w:t>
-      </w:r>
-      <w:r>
-        <w:rPr>
-          <w:rStyle w:val="NormalTok"/>
-        </w:rPr>
-        <w:t xml:space="preserve">(height_cm) </w:t>
-      </w:r>
-      <w:r>
-        <w:rPr>
-          <w:rStyle w:val="SpecialCharTok"/>
-        </w:rPr>
-        <w:t xml:space="preserve">%&gt;%</w:t>
-      </w:r>
-      <w:r>
-        <w:rPr>
-          <w:rStyle w:val="NormalTok"/>
-        </w:rPr>
-        <w:t xml:space="preserve"> </w:t>
-      </w:r>
-      <w:r>
-        <w:rPr>
-          <w:rStyle w:val="FunctionTok"/>
-        </w:rPr>
-        <w:t xml:space="preserve">shapiro.test</w:t>
-      </w:r>
-      <w:r>
-        <w:rPr>
-          <w:rStyle w:val="NormalTok"/>
-        </w:rPr>
-        <w:t xml:space="preserve">()</w:t>
-      </w:r>
-    </w:p>
-    <w:p>
-      <w:pPr>
-        <w:pStyle w:val="SourceCode"/>
-      </w:pPr>
-      <w:r>
-        <w:rPr>
-          <w:rStyle w:val="CommentTok"/>
-        </w:rPr>
-        <w:t xml:space="preserve"># 3. Levene's test for height_cm</w:t>
-      </w:r>
-      <w:r>
-        <w:br/>
-      </w:r>
-      <w:r>
-        <w:rPr>
-          <w:rStyle w:val="FunctionTok"/>
-        </w:rPr>
-        <w:t xml:space="preserve">leveneTest</w:t>
-      </w:r>
-      <w:r>
-        <w:rPr>
-          <w:rStyle w:val="NormalTok"/>
-        </w:rPr>
-        <w:t xml:space="preserve">(height_cm </w:t>
-      </w:r>
-      <w:r>
-        <w:rPr>
-          <w:rStyle w:val="SpecialCharTok"/>
-        </w:rPr>
-        <w:t xml:space="preserve">~</w:t>
-      </w:r>
-      <w:r>
-        <w:rPr>
-          <w:rStyle w:val="NormalTok"/>
-        </w:rPr>
-        <w:t xml:space="preserve"> side, </w:t>
-      </w:r>
-      <w:r>
-        <w:rPr>
-          <w:rStyle w:val="AttributeTok"/>
-        </w:rPr>
-        <w:t xml:space="preserve">data =</w:t>
-      </w:r>
-      <w:r>
-        <w:rPr>
-          <w:rStyle w:val="NormalTok"/>
-        </w:rPr>
-        <w:t xml:space="preserve"> tree_df)</w:t>
-      </w:r>
-    </w:p>
-    <w:p>
-      <w:pPr>
-        <w:pStyle w:val="SourceCode"/>
-      </w:pPr>
-      <w:r>
-        <w:rPr>
-          <w:rStyle w:val="CommentTok"/>
-        </w:rPr>
-        <w:t xml:space="preserve"># 4. Welch's t-test for height_cm</w:t>
-      </w:r>
-      <w:r>
-        <w:br/>
-      </w:r>
-      <w:r>
-        <w:rPr>
-          <w:rStyle w:val="NormalTok"/>
-        </w:rPr>
-        <w:t xml:space="preserve">height_ttest_model </w:t>
-      </w:r>
-      <w:r>
-        <w:rPr>
-          <w:rStyle w:val="OtherTok"/>
-        </w:rPr>
-        <w:t xml:space="preserve">&lt;-</w:t>
-      </w:r>
-      <w:r>
-        <w:rPr>
-          <w:rStyle w:val="NormalTok"/>
-        </w:rPr>
-        <w:t xml:space="preserve"> </w:t>
-      </w:r>
-      <w:r>
-        <w:rPr>
-          <w:rStyle w:val="FunctionTok"/>
-        </w:rPr>
-        <w:t xml:space="preserve">t.test</w:t>
-      </w:r>
-      <w:r>
-        <w:rPr>
-          <w:rStyle w:val="NormalTok"/>
-        </w:rPr>
-        <w:t xml:space="preserve">(</w:t>
-      </w:r>
-      <w:r>
-        <w:br/>
-      </w:r>
-      <w:r>
-        <w:rPr>
-          <w:rStyle w:val="NormalTok"/>
-        </w:rPr>
-        <w:t xml:space="preserve">  height_cm </w:t>
-      </w:r>
-      <w:r>
-        <w:rPr>
-          <w:rStyle w:val="SpecialCharTok"/>
-        </w:rPr>
-        <w:t xml:space="preserve">~</w:t>
-      </w:r>
-      <w:r>
-        <w:rPr>
-          <w:rStyle w:val="NormalTok"/>
-        </w:rPr>
-        <w:t xml:space="preserve"> side,</w:t>
-      </w:r>
-      <w:r>
-        <w:br/>
-      </w:r>
-      <w:r>
-        <w:rPr>
-          <w:rStyle w:val="NormalTok"/>
-        </w:rPr>
-        <w:t xml:space="preserve">  </w:t>
-      </w:r>
-      <w:r>
-        <w:rPr>
-          <w:rStyle w:val="AttributeTok"/>
-        </w:rPr>
-        <w:t xml:space="preserve">data        =</w:t>
-      </w:r>
-      <w:r>
-        <w:rPr>
-          <w:rStyle w:val="NormalTok"/>
-        </w:rPr>
-        <w:t xml:space="preserve"> tree_df,</w:t>
-      </w:r>
-      <w:r>
-        <w:br/>
-      </w:r>
-      <w:r>
-        <w:rPr>
-          <w:rStyle w:val="NormalTok"/>
-        </w:rPr>
-        <w:t xml:space="preserve">  </w:t>
-      </w:r>
-      <w:r>
-        <w:rPr>
-          <w:rStyle w:val="AttributeTok"/>
-        </w:rPr>
-        <w:t xml:space="preserve">var.equal   =</w:t>
-      </w:r>
-      <w:r>
-        <w:rPr>
-          <w:rStyle w:val="NormalTok"/>
-        </w:rPr>
-        <w:t xml:space="preserve"> </w:t>
-      </w:r>
-      <w:r>
-        <w:rPr>
-          <w:rStyle w:val="ConstantTok"/>
-        </w:rPr>
-        <w:t xml:space="preserve">FALSE</w:t>
-      </w:r>
-      <w:r>
-        <w:rPr>
-          <w:rStyle w:val="NormalTok"/>
-        </w:rPr>
-        <w:t xml:space="preserve">,</w:t>
-      </w:r>
-      <w:r>
-        <w:br/>
-      </w:r>
-      <w:r>
-        <w:rPr>
-          <w:rStyle w:val="NormalTok"/>
-        </w:rPr>
-        <w:t xml:space="preserve">  </w:t>
-      </w:r>
-      <w:r>
-        <w:rPr>
-          <w:rStyle w:val="AttributeTok"/>
-        </w:rPr>
-        <w:t xml:space="preserve">alternative =</w:t>
-      </w:r>
-      <w:r>
-        <w:rPr>
-          <w:rStyle w:val="NormalTok"/>
-        </w:rPr>
-        <w:t xml:space="preserve"> </w:t>
-      </w:r>
-      <w:r>
-        <w:rPr>
-          <w:rStyle w:val="StringTok"/>
-        </w:rPr>
-        <w:t xml:space="preserve">"two.sided"</w:t>
-      </w:r>
-      <w:r>
-        <w:br/>
-      </w:r>
-      <w:r>
-        <w:rPr>
-          <w:rStyle w:val="NormalTok"/>
-        </w:rPr>
-        <w:t xml:space="preserve">)</w:t>
-      </w:r>
-      <w:r>
-        <w:br/>
-      </w:r>
-      <w:r>
-        <w:rPr>
-          <w:rStyle w:val="NormalTok"/>
-        </w:rPr>
-        <w:t xml:space="preserve">height_ttest_model</w:t>
-      </w:r>
-    </w:p>
-    <w:p>
-      <w:pPr>
-        <w:pStyle w:val="FirstParagraph"/>
-      </w:pPr>
-      <w:r>
-        <w:t xml:space="preserve">✏️</w:t>
-      </w:r>
-      <w:r>
+          <w:i/>
+          <w:iCs/>
+        </w:rPr>
+        <w:t xml:space="preserve">two-tailed</w:t>
+      </w:r>
+      <w:r>
+        <w:rPr>
+          <w:i/>
+          <w:iCs/>
+        </w:rPr>
+        <w:t xml:space="preserve"> </w:t>
+      </w:r>
+      <w:r>
+        <w:rPr>
+          <w:i/>
+          <w:iCs/>
+        </w:rPr>
+        <w:t xml:space="preserve">test on leaf</w:t>
+      </w:r>
+      <w:r>
+        <w:rPr>
+          <w:i/>
+          <w:iCs/>
+        </w:rPr>
+        <w:t xml:space="preserve"> </w:t>
+      </w:r>
+      <w:r>
+        <w:rPr>
+          <w:i/>
+          <w:iCs/>
+        </w:rPr>
+        <w:t xml:space="preserve">weight. The extension changes two things: a</w:t>
+      </w:r>
+      <w:r>
+        <w:rPr>
+          <w:i/>
+          <w:iCs/>
+        </w:rPr>
         <w:t xml:space="preserve"> </w:t>
       </w:r>
       <w:r>
         <w:rPr>
           <w:b/>
           <w:bCs/>
-        </w:rPr>
-        <w:t xml:space="preserve">Your turn:</w:t>
-      </w:r>
-      <w:r>
-        <w:t xml:space="preserve"> </w:t>
-      </w:r>
-      <w:r>
-        <w:t xml:space="preserve">Is leaf height also significantly different between sides? Fill in the results:</w:t>
-      </w:r>
-    </w:p>
-    <w:p>
-      <w:pPr>
-        <w:pStyle w:val="SourceCode"/>
-      </w:pPr>
-      <w:r>
-        <w:rPr>
-          <w:rStyle w:val="VerbatimChar"/>
-        </w:rPr>
-        <w:t xml:space="preserve">t = _____   df = _____   p = _____</w:t>
-      </w:r>
-      <w:r>
-        <w:br/>
-      </w:r>
-      <w:r>
-        <w:rPr>
-          <w:rStyle w:val="VerbatimChar"/>
-        </w:rPr>
-        <w:t xml:space="preserve">Decision:</w:t>
-      </w:r>
-      <w:r>
-        <w:br/>
-      </w:r>
-      <w:r>
-        <w:rPr>
-          <w:rStyle w:val="VerbatimChar"/>
-        </w:rPr>
-        <w:t xml:space="preserve">One-sentence conclusion:</w:t>
-      </w:r>
-    </w:p>
-    <w:bookmarkEnd w:id="23"/>
-    <w:bookmarkStart w:id="24" w:name="change-the-confidence-level"/>
-    <w:p>
-      <w:pPr>
-        <w:pStyle w:val="Heading3"/>
-      </w:pPr>
-      <w:r>
-        <w:t xml:space="preserve">Change the confidence level</w:t>
-      </w:r>
-    </w:p>
-    <w:p>
-      <w:pPr>
-        <w:pStyle w:val="FirstParagraph"/>
-      </w:pPr>
-      <w:r>
-        <w:t xml:space="preserve">By default</w:t>
-      </w:r>
-      <w:r>
-        <w:t xml:space="preserve"> </w:t>
-      </w:r>
-      <w:r>
-        <w:rPr>
-          <w:rStyle w:val="VerbatimChar"/>
-        </w:rPr>
-        <w:t xml:space="preserve">t.test()</w:t>
-      </w:r>
-      <w:r>
-        <w:t xml:space="preserve"> </w:t>
-      </w:r>
-      <w:r>
-        <w:t xml:space="preserve">reports a 95% CI (</w:t>
-      </w:r>
-      <w:r>
-        <w:rPr>
-          <w:rStyle w:val="VerbatimChar"/>
-        </w:rPr>
-        <w:t xml:space="preserve">conf.level = 0.95</w:t>
-      </w:r>
-      <w:r>
-        <w:t xml:space="preserve">). Try 99%:</w:t>
-      </w:r>
-    </w:p>
-    <w:p>
-      <w:pPr>
-        <w:pStyle w:val="BodyText"/>
-      </w:pPr>
+          <w:i/>
+          <w:iCs/>
+        </w:rPr>
+        <w:t xml:space="preserve">new variable you choose</w:t>
+      </w:r>
+      <w:r>
+        <w:rPr>
+          <w:i/>
+          <w:iCs/>
+        </w:rPr>
+        <w:t xml:space="preserve"> </w:t>
+      </w:r>
+      <w:r>
+        <w:rPr>
+          <w:i/>
+          <w:iCs/>
+        </w:rPr>
+        <w:t xml:space="preserve">and a</w:t>
+      </w:r>
+      <w:r>
+        <w:rPr>
+          <w:i/>
+          <w:iCs/>
+        </w:rPr>
+        <w:t xml:space="preserve"> </w:t>
+      </w:r>
       <w:r>
         <w:rPr>
           <w:b/>
           <w:bCs/>
-        </w:rPr>
-        <w:t xml:space="preserve">▶ Try this:</w:t>
-      </w:r>
-    </w:p>
-    <w:p>
-      <w:pPr>
-        <w:pStyle w:val="SourceCode"/>
-      </w:pPr>
-      <w:r>
-        <w:rPr>
-          <w:rStyle w:val="CommentTok"/>
-        </w:rPr>
-        <w:t xml:space="preserve"># Run the weight t-test with 99% confidence interval --</w:t>
-      </w:r>
-      <w:r>
-        <w:br/>
-      </w:r>
-      <w:r>
-        <w:rPr>
-          <w:rStyle w:val="FunctionTok"/>
-        </w:rPr>
-        <w:t xml:space="preserve">t.test</w:t>
-      </w:r>
-      <w:r>
-        <w:rPr>
-          <w:rStyle w:val="NormalTok"/>
-        </w:rPr>
-        <w:t xml:space="preserve">(</w:t>
-      </w:r>
-      <w:r>
-        <w:br/>
-      </w:r>
-      <w:r>
-        <w:rPr>
-          <w:rStyle w:val="NormalTok"/>
-        </w:rPr>
-        <w:t xml:space="preserve">  weight_g </w:t>
-      </w:r>
-      <w:r>
-        <w:rPr>
-          <w:rStyle w:val="SpecialCharTok"/>
-        </w:rPr>
-        <w:t xml:space="preserve">~</w:t>
-      </w:r>
-      <w:r>
-        <w:rPr>
-          <w:rStyle w:val="NormalTok"/>
-        </w:rPr>
-        <w:t xml:space="preserve"> side,</w:t>
-      </w:r>
-      <w:r>
-        <w:br/>
-      </w:r>
-      <w:r>
-        <w:rPr>
-          <w:rStyle w:val="NormalTok"/>
-        </w:rPr>
-        <w:t xml:space="preserve">  </w:t>
-      </w:r>
-      <w:r>
-        <w:rPr>
-          <w:rStyle w:val="AttributeTok"/>
-        </w:rPr>
-        <w:t xml:space="preserve">data       =</w:t>
-      </w:r>
-      <w:r>
-        <w:rPr>
-          <w:rStyle w:val="NormalTok"/>
-        </w:rPr>
-        <w:t xml:space="preserve"> tree_df,</w:t>
-      </w:r>
-      <w:r>
-        <w:br/>
-      </w:r>
-      <w:r>
-        <w:rPr>
-          <w:rStyle w:val="NormalTok"/>
-        </w:rPr>
-        <w:t xml:space="preserve">  </w:t>
-      </w:r>
-      <w:r>
-        <w:rPr>
-          <w:rStyle w:val="AttributeTok"/>
-        </w:rPr>
-        <w:t xml:space="preserve">var.equal  =</w:t>
-      </w:r>
-      <w:r>
-        <w:rPr>
-          <w:rStyle w:val="NormalTok"/>
-        </w:rPr>
-        <w:t xml:space="preserve"> </w:t>
-      </w:r>
-      <w:r>
-        <w:rPr>
-          <w:rStyle w:val="ConstantTok"/>
-        </w:rPr>
-        <w:t xml:space="preserve">FALSE</w:t>
-      </w:r>
-      <w:r>
-        <w:rPr>
-          <w:rStyle w:val="NormalTok"/>
-        </w:rPr>
-        <w:t xml:space="preserve">,</w:t>
-      </w:r>
-      <w:r>
-        <w:br/>
-      </w:r>
-      <w:r>
-        <w:rPr>
-          <w:rStyle w:val="NormalTok"/>
-        </w:rPr>
-        <w:t xml:space="preserve">  </w:t>
-      </w:r>
-      <w:r>
-        <w:rPr>
-          <w:rStyle w:val="AttributeTok"/>
-        </w:rPr>
-        <w:t xml:space="preserve">alternative =</w:t>
-      </w:r>
-      <w:r>
-        <w:rPr>
-          <w:rStyle w:val="NormalTok"/>
-        </w:rPr>
-        <w:t xml:space="preserve"> </w:t>
-      </w:r>
-      <w:r>
-        <w:rPr>
-          <w:rStyle w:val="StringTok"/>
-        </w:rPr>
-        <w:t xml:space="preserve">"two.sided"</w:t>
-      </w:r>
-      <w:r>
-        <w:rPr>
-          <w:rStyle w:val="NormalTok"/>
-        </w:rPr>
-        <w:t xml:space="preserve">,</w:t>
-      </w:r>
-      <w:r>
-        <w:br/>
-      </w:r>
-      <w:r>
-        <w:rPr>
-          <w:rStyle w:val="NormalTok"/>
-        </w:rPr>
-        <w:t xml:space="preserve">  </w:t>
-      </w:r>
-      <w:r>
-        <w:rPr>
-          <w:rStyle w:val="AttributeTok"/>
-        </w:rPr>
-        <w:t xml:space="preserve">conf.level  =</w:t>
-      </w:r>
-      <w:r>
-        <w:rPr>
-          <w:rStyle w:val="NormalTok"/>
-        </w:rPr>
-        <w:t xml:space="preserve"> </w:t>
-      </w:r>
-      <w:r>
-        <w:rPr>
-          <w:rStyle w:val="FloatTok"/>
-        </w:rPr>
-        <w:t xml:space="preserve">0.99</w:t>
-      </w:r>
-      <w:r>
-        <w:rPr>
-          <w:rStyle w:val="NormalTok"/>
-        </w:rPr>
-        <w:t xml:space="preserve">        </w:t>
-      </w:r>
-      <w:r>
-        <w:rPr>
-          <w:rStyle w:val="CommentTok"/>
-        </w:rPr>
-        <w:t xml:space="preserve"># 99% CI instead of 95%</w:t>
-      </w:r>
-      <w:r>
-        <w:br/>
-      </w:r>
-      <w:r>
-        <w:rPr>
-          <w:rStyle w:val="NormalTok"/>
-        </w:rPr>
-        <w:t xml:space="preserve">)</w:t>
+          <w:i/>
+          <w:iCs/>
+        </w:rPr>
+        <w:t xml:space="preserve">one-tailed (directional) hypothesis</w:t>
+      </w:r>
+      <w:r>
+        <w:rPr>
+          <w:i/>
+          <w:iCs/>
+        </w:rPr>
+        <w:t xml:space="preserve"> </w:t>
+      </w:r>
+      <w:r>
+        <w:rPr>
+          <w:i/>
+          <w:iCs/>
+        </w:rPr>
+        <w:t xml:space="preserve">— which behaves differently and is easy</w:t>
+      </w:r>
+      <w:r>
+        <w:rPr>
+          <w:i/>
+          <w:iCs/>
+        </w:rPr>
+        <w:t xml:space="preserve"> </w:t>
+      </w:r>
+      <w:r>
+        <w:rPr>
+          <w:i/>
+          <w:iCs/>
+        </w:rPr>
+        <w:t xml:space="preserve">to misuse.</w:t>
+      </w:r>
+    </w:p>
+    <w:tbl>
+      <w:tblPr>
+        <w:tblStyle w:val="Table"/>
+        <w:tblLook w:firstRow="0" w:lastRow="0" w:firstColumn="0" w:lastColumn="0" w:noHBand="0" w:noVBand="0" w:val="0000"/>
+        <w:tblBorders>
+          <w:top w:val="single" w:sz="4" w:space="0" w:color="CC1914"/>
+          <w:left w:val="single" w:sz="24" w:space="0" w:color="CC1914"/>
+          <w:bottom w:val="single" w:sz="4" w:space="0" w:color="CC1914"/>
+          <w:right w:val="single" w:sz="4" w:space="0" w:color="CC1914"/>
+        </w:tblBorders>
+        <w:tblCellMar>
+          <w:left w:w="144" w:type="dxa"/>
+          <w:right w:w="144" w:type="dxa"/>
+        </w:tblCellMar>
+        <w:tblLook w:firstRow="0" w:lastRow="0" w:firstColumn="0" w:lastColumn="0" w:noHBand="0" w:noVBand="0" w:val="0000"/>
+      </w:tblPr>
+      <w:tr>
+        <w:trPr>
+          <w:cantSplit/>
+        </w:trPr>
+        <w:tc>
+          <w:tcPr>
+            <w:shd w:color="auto" w:fill="f7dddc" w:val="clear"/>
+            <w:tcMar>
+              <w:top w:w="92" w:type="dxa"/>
+              <w:bottom w:w="92" w:type="dxa"/>
+            </w:tcMar>
+          </w:tcPr>
+          <w:p>
+            <w:pPr>
+              <w:pStyle w:val="BodyText"/>
+            </w:pPr>
+            <w:pPr>
+              <w:spacing w:before="0" w:after="0"/>
+              <w:textAlignment w:val="center"/>
+            </w:pPr>
+            <w:r>
+              <w:drawing>
+                <wp:inline>
+                  <wp:extent cx="152400" cy="152400"/>
+                  <wp:effectExtent b="0" l="0" r="0" t="0"/>
+                  <wp:docPr descr="" title="" id="24" name="Picture"/>
+                  <a:graphic>
+                    <a:graphicData uri="http://schemas.openxmlformats.org/drawingml/2006/picture">
+                      <pic:pic>
+                        <pic:nvPicPr>
+                          <pic:cNvPr descr="/Applications/Positron.app/Contents/Resources/app/quarto/share/formats/docx/important.png" id="25" name="Picture"/>
+                          <pic:cNvPicPr>
+                            <a:picLocks noChangeArrowheads="1" noChangeAspect="1"/>
+                          </pic:cNvPicPr>
+                        </pic:nvPicPr>
+                        <pic:blipFill>
+                          <a:blip r:embed="rId23"/>
+                          <a:stretch>
+                            <a:fillRect/>
+                          </a:stretch>
+                        </pic:blipFill>
+                        <pic:spPr bwMode="auto">
+                          <a:xfrm>
+                            <a:off x="0" y="0"/>
+                            <a:ext cx="152400" cy="152400"/>
+                          </a:xfrm>
+                          <a:prstGeom prst="rect">
+                            <a:avLst/>
+                          </a:prstGeom>
+                          <a:noFill/>
+                          <a:ln w="9525">
+                            <a:noFill/>
+                            <a:headEnd/>
+                            <a:tailEnd/>
+                          </a:ln>
+                        </pic:spPr>
+                      </pic:pic>
+                    </a:graphicData>
+                  </a:graphic>
+                </wp:inline>
+              </w:drawing>
+            </w:r>
+            <w:r>
+              <w:t xml:space="preserve"> </w:t>
+            </w:r>
+            <w:r>
+              <w:t xml:space="preserve"> </w:t>
+            </w:r>
+            <w:r>
+              <w:t xml:space="preserve">Important</w:t>
+            </w:r>
+          </w:p>
+        </w:tc>
+      </w:tr>
+      <w:tr>
+        <w:trPr>
+          <w:cantSplit/>
+        </w:trPr>
+        <w:tc>
+          <w:tcPr>
+            <w:tcMar>
+              <w:top w:w="108" w:type="dxa"/>
+              <w:bottom w:w="108" w:type="dxa"/>
+            </w:tcMar>
+          </w:tcPr>
+          <w:p>
+            <w:pPr>
+              <w:pStyle w:val="BodyText"/>
+            </w:pPr>
+            <w:pPr>
+              <w:spacing w:before="16" w:after="16"/>
+            </w:pPr>
+            <w:r>
+              <w:t xml:space="preserve">The prediction and explanation in</w:t>
+            </w:r>
+            <w:r>
+              <w:t xml:space="preserve"> </w:t>
+            </w:r>
+            <w:r>
+              <w:rPr>
+                <w:b/>
+                <w:bCs/>
+              </w:rPr>
+              <w:t xml:space="preserve">E2 and E3 must be handwritten</w:t>
+            </w:r>
+            <w:r>
+              <w:t xml:space="preserve"> </w:t>
+            </w:r>
+            <w:r>
+              <w:t xml:space="preserve">on paper,</w:t>
+            </w:r>
+            <w:r>
+              <w:t xml:space="preserve"> </w:t>
+            </w:r>
+            <w:r>
+              <w:t xml:space="preserve">photographed, and embedded in your submission (</w:t>
+            </w:r>
+            <w:r>
+              <w:rPr>
+                <w:rStyle w:val="VerbatimChar"/>
+              </w:rPr>
+              <w:t xml:space="preserve">![caption](my_photo.jpg)</w:t>
+            </w:r>
+            <w:r>
+              <w:t xml:space="preserve">).</w:t>
+            </w:r>
+            <w:r>
+              <w:t xml:space="preserve"> </w:t>
+            </w:r>
+            <w:r>
+              <w:t xml:space="preserve">Typed answers to E2/E3 get</w:t>
+            </w:r>
+            <w:r>
+              <w:t xml:space="preserve"> </w:t>
+            </w:r>
+            <w:r>
+              <w:rPr>
+                <w:b/>
+                <w:bCs/>
+              </w:rPr>
+              <w:t xml:space="preserve">at most half credit, even if correct</w:t>
+            </w:r>
+            <w:r>
+              <w:t xml:space="preserve">.</w:t>
+            </w:r>
+          </w:p>
+          <w:p/>
+        </w:tc>
+      </w:tr>
+    </w:tbl>
+    <w:bookmarkStart w:id="26" w:name="X5d0e2fe442b2fca9276cee61b60e0d5f1e94987"/>
+    <w:p>
+      <w:pPr>
+        <w:pStyle w:val="Heading2"/>
+      </w:pPr>
+      <w:r>
+        <w:t xml:space="preserve">E1 · A directional test on a new variable (3 pts)</w:t>
       </w:r>
     </w:p>
     <w:p>
@@ -4828,7 +3994,7 @@
         <w:pStyle w:val="FirstParagraph"/>
       </w:pPr>
       <w:r>
-        <w:t xml:space="preserve">✏️</w:t>
+        <w:t xml:space="preserve">Pick</w:t>
       </w:r>
       <w:r>
         <w:t xml:space="preserve"> </w:t>
@@ -4838,13 +4004,110 @@
           <w:b/>
           <w:bCs/>
         </w:rPr>
-        <w:t xml:space="preserve">Your turn:</w:t>
-      </w:r>
-      <w:r>
-        <w:t xml:space="preserve"> </w:t>
-      </w:r>
-      <w:r>
-        <w:t xml:space="preserve">How did the 99% CI compare to the 95% CI? Why is the 99% CI wider?</w:t>
+        <w:t xml:space="preserve">one</w:t>
+      </w:r>
+      <w:r>
+        <w:t xml:space="preserve"> </w:t>
+      </w:r>
+      <w:r>
+        <w:t xml:space="preserve">variable you did</w:t>
+      </w:r>
+      <w:r>
+        <w:t xml:space="preserve"> </w:t>
+      </w:r>
+      <w:r>
+        <w:rPr>
+          <w:b/>
+          <w:bCs/>
+        </w:rPr>
+        <w:t xml:space="preserve">not</w:t>
+      </w:r>
+      <w:r>
+        <w:t xml:space="preserve"> </w:t>
+      </w:r>
+      <w:r>
+        <w:t xml:space="preserve">test in class:</w:t>
+      </w:r>
+      <w:r>
+        <w:t xml:space="preserve"> </w:t>
+      </w:r>
+      <w:r>
+        <w:rPr>
+          <w:rStyle w:val="VerbatimChar"/>
+        </w:rPr>
+        <w:t xml:space="preserve">height_cm</w:t>
+      </w:r>
+      <w:r>
+        <w:t xml:space="preserve"> </w:t>
+      </w:r>
+      <w:r>
+        <w:t xml:space="preserve">or</w:t>
+      </w:r>
+      <w:r>
+        <w:t xml:space="preserve"> </w:t>
+      </w:r>
+      <w:r>
+        <w:rPr>
+          <w:rStyle w:val="VerbatimChar"/>
+        </w:rPr>
+        <w:t xml:space="preserve">width_cm</w:t>
+      </w:r>
+      <w:r>
+        <w:t xml:space="preserve">.</w:t>
+      </w:r>
+      <w:r>
+        <w:t xml:space="preserve"> </w:t>
+      </w:r>
+      <w:r>
+        <w:t xml:space="preserve">Write down which you picked and,</w:t>
+      </w:r>
+      <w:r>
+        <w:t xml:space="preserve"> </w:t>
+      </w:r>
+      <w:r>
+        <w:rPr>
+          <w:i/>
+          <w:iCs/>
+        </w:rPr>
+        <w:t xml:space="preserve">before running anything</w:t>
+      </w:r>
+      <w:r>
+        <w:t xml:space="preserve">, a</w:t>
+      </w:r>
+      <w:r>
+        <w:t xml:space="preserve"> </w:t>
+      </w:r>
+      <w:r>
+        <w:rPr>
+          <w:b/>
+          <w:bCs/>
+        </w:rPr>
+        <w:t xml:space="preserve">directional</w:t>
+      </w:r>
+      <w:r>
+        <w:t xml:space="preserve"> </w:t>
+      </w:r>
+      <w:r>
+        <w:t xml:space="preserve">hypothesis — e.g. </w:t>
+      </w:r>
+      <w:r>
+        <w:t xml:space="preserve">“shady leaves are</w:t>
+      </w:r>
+      <w:r>
+        <w:t xml:space="preserve"> </w:t>
+      </w:r>
+      <w:r>
+        <w:rPr>
+          <w:b/>
+          <w:bCs/>
+        </w:rPr>
+        <w:t xml:space="preserve">larger</w:t>
+      </w:r>
+      <w:r>
+        <w:t xml:space="preserve">”</w:t>
+      </w:r>
+      <w:r>
+        <w:t xml:space="preserve">, i.e. Hₐ: μ_shady &gt; μ_sunny.</w:t>
       </w:r>
     </w:p>
     <w:p>
@@ -4853,9 +4116,308 @@
       </w:pPr>
       <w:r>
         <w:rPr>
+          <w:rStyle w:val="CommentTok"/>
+        </w:rPr>
+        <w:t xml:space="preserve"># Replace ___ with "height_cm" or "width_cm".</w:t>
+      </w:r>
+      <w:r>
+        <w:br/>
+      </w:r>
+      <w:r>
+        <w:rPr>
+          <w:rStyle w:val="CommentTok"/>
+        </w:rPr>
+        <w:t xml:space="preserve"># alternative is "greater"/"less" for the FIRST group alphabetically</w:t>
+      </w:r>
+      <w:r>
+        <w:br/>
+      </w:r>
+      <w:r>
+        <w:rPr>
+          <w:rStyle w:val="CommentTok"/>
+        </w:rPr>
+        <w:t xml:space="preserve"># ("shady" comes before "sunny"), so "shady larger" = "greater".</w:t>
+      </w:r>
+      <w:r>
+        <w:br/>
+      </w:r>
+      <w:r>
+        <w:rPr>
+          <w:rStyle w:val="NormalTok"/>
+        </w:rPr>
+        <w:t xml:space="preserve">one_tail_model </w:t>
+      </w:r>
+      <w:r>
+        <w:rPr>
+          <w:rStyle w:val="OtherTok"/>
+        </w:rPr>
+        <w:t xml:space="preserve">&lt;-</w:t>
+      </w:r>
+      <w:r>
+        <w:rPr>
+          <w:rStyle w:val="NormalTok"/>
+        </w:rPr>
+        <w:t xml:space="preserve"> </w:t>
+      </w:r>
+      <w:r>
+        <w:rPr>
+          <w:rStyle w:val="FunctionTok"/>
+        </w:rPr>
+        <w:t xml:space="preserve">t.test</w:t>
+      </w:r>
+      <w:r>
+        <w:rPr>
+          <w:rStyle w:val="NormalTok"/>
+        </w:rPr>
+        <w:t xml:space="preserve">(</w:t>
+      </w:r>
+      <w:r>
+        <w:br/>
+      </w:r>
+      <w:r>
+        <w:rPr>
+          <w:rStyle w:val="NormalTok"/>
+        </w:rPr>
+        <w:t xml:space="preserve">  ___ </w:t>
+      </w:r>
+      <w:r>
+        <w:rPr>
+          <w:rStyle w:val="SpecialCharTok"/>
+        </w:rPr>
+        <w:t xml:space="preserve">~</w:t>
+      </w:r>
+      <w:r>
+        <w:rPr>
+          <w:rStyle w:val="NormalTok"/>
+        </w:rPr>
+        <w:t xml:space="preserve"> side,</w:t>
+      </w:r>
+      <w:r>
+        <w:br/>
+      </w:r>
+      <w:r>
+        <w:rPr>
+          <w:rStyle w:val="NormalTok"/>
+        </w:rPr>
+        <w:t xml:space="preserve">  </w:t>
+      </w:r>
+      <w:r>
+        <w:rPr>
+          <w:rStyle w:val="AttributeTok"/>
+        </w:rPr>
+        <w:t xml:space="preserve">data        =</w:t>
+      </w:r>
+      <w:r>
+        <w:rPr>
+          <w:rStyle w:val="NormalTok"/>
+        </w:rPr>
+        <w:t xml:space="preserve"> tree_df,</w:t>
+      </w:r>
+      <w:r>
+        <w:br/>
+      </w:r>
+      <w:r>
+        <w:rPr>
+          <w:rStyle w:val="NormalTok"/>
+        </w:rPr>
+        <w:t xml:space="preserve">  </w:t>
+      </w:r>
+      <w:r>
+        <w:rPr>
+          <w:rStyle w:val="AttributeTok"/>
+        </w:rPr>
+        <w:t xml:space="preserve">var.equal   =</w:t>
+      </w:r>
+      <w:r>
+        <w:rPr>
+          <w:rStyle w:val="NormalTok"/>
+        </w:rPr>
+        <w:t xml:space="preserve"> </w:t>
+      </w:r>
+      <w:r>
+        <w:rPr>
+          <w:rStyle w:val="ConstantTok"/>
+        </w:rPr>
+        <w:t xml:space="preserve">FALSE</w:t>
+      </w:r>
+      <w:r>
+        <w:rPr>
+          <w:rStyle w:val="NormalTok"/>
+        </w:rPr>
+        <w:t xml:space="preserve">,</w:t>
+      </w:r>
+      <w:r>
+        <w:br/>
+      </w:r>
+      <w:r>
+        <w:rPr>
+          <w:rStyle w:val="NormalTok"/>
+        </w:rPr>
+        <w:t xml:space="preserve">  </w:t>
+      </w:r>
+      <w:r>
+        <w:rPr>
+          <w:rStyle w:val="AttributeTok"/>
+        </w:rPr>
+        <w:t xml:space="preserve">alternative =</w:t>
+      </w:r>
+      <w:r>
+        <w:rPr>
+          <w:rStyle w:val="NormalTok"/>
+        </w:rPr>
+        <w:t xml:space="preserve"> </w:t>
+      </w:r>
+      <w:r>
+        <w:rPr>
+          <w:rStyle w:val="StringTok"/>
+        </w:rPr>
+        <w:t xml:space="preserve">"greater"</w:t>
+      </w:r>
+      <w:r>
+        <w:rPr>
+          <w:rStyle w:val="NormalTok"/>
+        </w:rPr>
+        <w:t xml:space="preserve">      </w:t>
+      </w:r>
+      <w:r>
+        <w:rPr>
+          <w:rStyle w:val="CommentTok"/>
+        </w:rPr>
+        <w:t xml:space="preserve"># &lt;- directional; change if your Ha points the other way</w:t>
+      </w:r>
+      <w:r>
+        <w:br/>
+      </w:r>
+      <w:r>
+        <w:rPr>
+          <w:rStyle w:val="NormalTok"/>
+        </w:rPr>
+        <w:t xml:space="preserve">)</w:t>
+      </w:r>
+      <w:r>
+        <w:br/>
+      </w:r>
+      <w:r>
+        <w:rPr>
+          <w:rStyle w:val="NormalTok"/>
+        </w:rPr>
+        <w:t xml:space="preserve">one_tail_model</w:t>
+      </w:r>
+      <w:r>
+        <w:br/>
+      </w:r>
+      <w:r>
+        <w:br/>
+      </w:r>
+      <w:r>
+        <w:rPr>
+          <w:rStyle w:val="CommentTok"/>
+        </w:rPr>
+        <w:t xml:space="preserve"># For comparison, the two-tailed version of the SAME test</w:t>
+      </w:r>
+      <w:r>
+        <w:br/>
+      </w:r>
+      <w:r>
+        <w:rPr>
+          <w:rStyle w:val="FunctionTok"/>
+        </w:rPr>
+        <w:t xml:space="preserve">t.test</w:t>
+      </w:r>
+      <w:r>
+        <w:rPr>
+          <w:rStyle w:val="NormalTok"/>
+        </w:rPr>
+        <w:t xml:space="preserve">(___ </w:t>
+      </w:r>
+      <w:r>
+        <w:rPr>
+          <w:rStyle w:val="SpecialCharTok"/>
+        </w:rPr>
+        <w:t xml:space="preserve">~</w:t>
+      </w:r>
+      <w:r>
+        <w:rPr>
+          <w:rStyle w:val="NormalTok"/>
+        </w:rPr>
+        <w:t xml:space="preserve"> side, </w:t>
+      </w:r>
+      <w:r>
+        <w:rPr>
+          <w:rStyle w:val="AttributeTok"/>
+        </w:rPr>
+        <w:t xml:space="preserve">data =</w:t>
+      </w:r>
+      <w:r>
+        <w:rPr>
+          <w:rStyle w:val="NormalTok"/>
+        </w:rPr>
+        <w:t xml:space="preserve"> tree_df, </w:t>
+      </w:r>
+      <w:r>
+        <w:rPr>
+          <w:rStyle w:val="AttributeTok"/>
+        </w:rPr>
+        <w:t xml:space="preserve">var.equal =</w:t>
+      </w:r>
+      <w:r>
+        <w:rPr>
+          <w:rStyle w:val="NormalTok"/>
+        </w:rPr>
+        <w:t xml:space="preserve"> </w:t>
+      </w:r>
+      <w:r>
+        <w:rPr>
+          <w:rStyle w:val="ConstantTok"/>
+        </w:rPr>
+        <w:t xml:space="preserve">FALSE</w:t>
+      </w:r>
+      <w:r>
+        <w:rPr>
+          <w:rStyle w:val="NormalTok"/>
+        </w:rPr>
+        <w:t xml:space="preserve">)</w:t>
+      </w:r>
+      <w:r>
+        <w:rPr>
+          <w:rStyle w:val="SpecialCharTok"/>
+        </w:rPr>
+        <w:t xml:space="preserve">$</w:t>
+      </w:r>
+      <w:r>
+        <w:rPr>
+          <w:rStyle w:val="NormalTok"/>
+        </w:rPr>
+        <w:t xml:space="preserve">p.value</w:t>
+      </w:r>
+    </w:p>
+    <w:p>
+      <w:pPr>
+        <w:pStyle w:val="FirstParagraph"/>
+      </w:pPr>
+      <w:r>
+        <w:t xml:space="preserve">✏️</w:t>
+      </w:r>
+      <w:r>
+        <w:t xml:space="preserve"> </w:t>
+      </w:r>
+      <w:r>
+        <w:rPr>
+          <w:b/>
+          <w:bCs/>
+        </w:rPr>
+        <w:t xml:space="preserve">Record:</w:t>
+      </w:r>
+    </w:p>
+    <w:p>
+      <w:pPr>
+        <w:pStyle w:val="SourceCode"/>
+      </w:pPr>
+      <w:r>
+        <w:rPr>
           <w:rStyle w:val="VerbatimChar"/>
         </w:rPr>
-        <w:t xml:space="preserve">95% CI was: _____ to _____</w:t>
+        <w:t xml:space="preserve">Variable chosen:</w:t>
       </w:r>
       <w:r>
         <w:br/>
@@ -4864,7 +4426,7 @@
         <w:rPr>
           <w:rStyle w:val="VerbatimChar"/>
         </w:rPr>
-        <w:t xml:space="preserve">99% CI was: _____ to _____</w:t>
+        <w:t xml:space="preserve">Directional Ha (in symbols):</w:t>
       </w:r>
       <w:r>
         <w:br/>
@@ -4873,51 +4435,25 @@
         <w:rPr>
           <w:rStyle w:val="VerbatimChar"/>
         </w:rPr>
-        <w:t xml:space="preserve">Why wider:</w:t>
-      </w:r>
-    </w:p>
-    <w:p>
-      <w:r>
-        <w:pict>
-          <v:rect style="width:0;height:1.5pt" o:hralign="center" o:hrstd="t" o:hr="t"/>
-        </w:pict>
-      </w:r>
-    </w:p>
-    <w:bookmarkEnd w:id="24"/>
-    <w:bookmarkEnd w:id="25"/>
-    <w:bookmarkStart w:id="26" w:name="X860d402fdfb484c0cbbe992e3a90f041bafda12"/>
-    <w:p>
-      <w:pPr>
-        <w:pStyle w:val="Heading1"/>
-      </w:pPr>
-      <w:r>
-        <w:t xml:space="preserve">What your finished</w:t>
-      </w:r>
-      <w:r>
-        <w:t xml:space="preserve"> </w:t>
+        <w:t xml:space="preserve">One-tailed p-value:</w:t>
+      </w:r>
+      <w:r>
+        <w:br/>
       </w:r>
       <w:r>
         <w:rPr>
           <w:rStyle w:val="VerbatimChar"/>
         </w:rPr>
-        <w:t xml:space="preserve">figures/</w:t>
-      </w:r>
-      <w:r>
-        <w:t xml:space="preserve"> </w:t>
-      </w:r>
-      <w:r>
-        <w:t xml:space="preserve">folder should contain</w:t>
-      </w:r>
-    </w:p>
-    <w:p>
-      <w:pPr>
-        <w:pStyle w:val="SourceCode"/>
-      </w:pPr>
+        <w:t xml:space="preserve">Two-tailed p-value:</w:t>
+      </w:r>
+      <w:r>
+        <w:br/>
+      </w:r>
       <w:r>
         <w:rPr>
           <w:rStyle w:val="VerbatimChar"/>
         </w:rPr>
-        <w:t xml:space="preserve">project/</w:t>
+        <w:t xml:space="preserve">Ratio (two-tailed / one-tailed) ≈</w:t>
       </w:r>
       <w:r>
         <w:br/>
@@ -4926,78 +4462,32 @@
         <w:rPr>
           <w:rStyle w:val="VerbatimChar"/>
         </w:rPr>
-        <w:t xml:space="preserve">├── data/</w:t>
-      </w:r>
-      <w:r>
-        <w:br/>
-      </w:r>
-      <w:r>
-        <w:rPr>
-          <w:rStyle w:val="VerbatimChar"/>
-        </w:rPr>
-        <w:t xml:space="preserve">│   └── 2026_06_25_tree_experiment_raw_data.xlsx</w:t>
-      </w:r>
-      <w:r>
-        <w:br/>
-      </w:r>
-      <w:r>
-        <w:rPr>
-          <w:rStyle w:val="VerbatimChar"/>
-        </w:rPr>
-        <w:t xml:space="preserve">├── figures/</w:t>
-      </w:r>
-      <w:r>
-        <w:br/>
-      </w:r>
-      <w:r>
-        <w:rPr>
-          <w:rStyle w:val="VerbatimChar"/>
-        </w:rPr>
-        <w:t xml:space="preserve">│   ├── leaf_weight_mean_se.png            &lt;- from Worksheet 03 (GGPlot I)</w:t>
-      </w:r>
-      <w:r>
-        <w:br/>
-      </w:r>
-      <w:r>
-        <w:rPr>
-          <w:rStyle w:val="VerbatimChar"/>
-        </w:rPr>
-        <w:t xml:space="preserve">│   └── leaf_weight_boxplot_ttest.png      &lt;- from this worksheet</w:t>
-      </w:r>
-      <w:r>
-        <w:br/>
-      </w:r>
-      <w:r>
-        <w:rPr>
-          <w:rStyle w:val="VerbatimChar"/>
-        </w:rPr>
-        <w:t xml:space="preserve">└── scripts/</w:t>
-      </w:r>
-      <w:r>
-        <w:br/>
-      </w:r>
-      <w:r>
-        <w:rPr>
-          <w:rStyle w:val="VerbatimChar"/>
-        </w:rPr>
-        <w:t xml:space="preserve">    └── 10_leaf_ttest.R                    &lt;- your script</w:t>
-      </w:r>
-    </w:p>
-    <w:p>
-      <w:r>
-        <w:pict>
-          <v:rect style="width:0;height:1.5pt" o:hralign="center" o:hrstd="t" o:hr="t"/>
-        </w:pict>
+        <w:t xml:space="preserve">Decision at alpha = 0.05:</w:t>
       </w:r>
     </w:p>
     <w:bookmarkEnd w:id="26"/>
-    <w:bookmarkStart w:id="28" w:name="getting-unstuck"/>
-    <w:p>
-      <w:pPr>
-        <w:pStyle w:val="Heading1"/>
-      </w:pPr>
-      <w:r>
-        <w:t xml:space="preserve">Getting unstuck</w:t>
+    <w:bookmarkStart w:id="27" w:name="e2-predict-then-check-by-hand-3-pts"/>
+    <w:p>
+      <w:pPr>
+        <w:pStyle w:val="Heading2"/>
+      </w:pPr>
+      <w:r>
+        <w:t xml:space="preserve">E2 · Predict, then check — ✍️ by hand (3 pts)</w:t>
+      </w:r>
+    </w:p>
+    <w:p>
+      <w:pPr>
+        <w:pStyle w:val="FirstParagraph"/>
+      </w:pPr>
+      <w:r>
+        <w:rPr>
+          <w:b/>
+          <w:bCs/>
+        </w:rPr>
+        <w:t xml:space="preserve">Before running E1</w:t>
+      </w:r>
+      <w:r>
+        <w:t xml:space="preserve">, on paper:</w:t>
       </w:r>
     </w:p>
     <w:p>
@@ -5009,17 +4499,26 @@
         </w:numPr>
       </w:pPr>
       <w:r>
-        <w:rPr>
-          <w:b/>
-          <w:bCs/>
-        </w:rPr>
-        <w:t xml:space="preserve">Read the error message out loud.</w:t>
-      </w:r>
-      <w:r>
-        <w:t xml:space="preserve"> </w:t>
-      </w:r>
-      <w:r>
-        <w:t xml:space="preserve">R usually names the line and the problem.</w:t>
+        <w:t xml:space="preserve">Predict the relationship between the one-tailed and two-tailed</w:t>
+      </w:r>
+      <w:r>
+        <w:t xml:space="preserve"> </w:t>
+      </w:r>
+      <w:r>
+        <w:rPr>
+          <w:i/>
+          <w:iCs/>
+        </w:rPr>
+        <w:t xml:space="preserve">p</w:t>
+      </w:r>
+      <w:r>
+        <w:t xml:space="preserve">-values for</w:t>
+      </w:r>
+      <w:r>
+        <w:t xml:space="preserve"> </w:t>
+      </w:r>
+      <w:r>
+        <w:t xml:space="preserve">the same data. Which is smaller, and roughly by how much?</w:t>
       </w:r>
     </w:p>
     <w:p>
@@ -5031,6 +4530,454 @@
         </w:numPr>
       </w:pPr>
       <w:r>
+        <w:t xml:space="preserve">Predict whether your chosen variable will differ significantly between sides,</w:t>
+      </w:r>
+      <w:r>
+        <w:t xml:space="preserve"> </w:t>
+      </w:r>
+      <w:r>
+        <w:t xml:space="preserve">and why.</w:t>
+      </w:r>
+    </w:p>
+    <w:p>
+      <w:pPr>
+        <w:pStyle w:val="FirstParagraph"/>
+      </w:pPr>
+      <w:r>
+        <w:t xml:space="preserve">Then run E1 and, by hand, write your actual one- and two-tailed</w:t>
+      </w:r>
+      <w:r>
+        <w:t xml:space="preserve"> </w:t>
+      </w:r>
+      <w:r>
+        <w:rPr>
+          <w:i/>
+          <w:iCs/>
+        </w:rPr>
+        <w:t xml:space="preserve">p</w:t>
+      </w:r>
+      <w:r>
+        <w:t xml:space="preserve">-values and</w:t>
+      </w:r>
+      <w:r>
+        <w:t xml:space="preserve"> </w:t>
+      </w:r>
+      <w:r>
+        <w:t xml:space="preserve">whether your predictions held.</w:t>
+      </w:r>
+    </w:p>
+    <w:bookmarkEnd w:id="27"/>
+    <w:bookmarkStart w:id="28" w:name="Xafb52fccec6a29276356cc80469407f2de9f2d9"/>
+    <w:p>
+      <w:pPr>
+        <w:pStyle w:val="Heading2"/>
+      </w:pPr>
+      <w:r>
+        <w:t xml:space="preserve">E3 · Explain it — ✍️ by hand, with YOUR numbers (3 pts)</w:t>
+      </w:r>
+    </w:p>
+    <w:p>
+      <w:pPr>
+        <w:pStyle w:val="FirstParagraph"/>
+      </w:pPr>
+      <w:r>
+        <w:t xml:space="preserve">Using your real output:</w:t>
+      </w:r>
+    </w:p>
+    <w:p>
+      <w:pPr>
+        <w:pStyle w:val="Compact"/>
+        <w:numPr>
+          <w:ilvl w:val="0"/>
+          <w:numId w:val="1011"/>
+        </w:numPr>
+      </w:pPr>
+      <w:r>
+        <w:t xml:space="preserve">Explain</w:t>
+      </w:r>
+      <w:r>
+        <w:t xml:space="preserve"> </w:t>
+      </w:r>
+      <w:r>
+        <w:rPr>
+          <w:i/>
+          <w:iCs/>
+        </w:rPr>
+        <w:t xml:space="preserve">why</w:t>
+      </w:r>
+      <w:r>
+        <w:t xml:space="preserve"> </w:t>
+      </w:r>
+      <w:r>
+        <w:t xml:space="preserve">the one-tailed</w:t>
+      </w:r>
+      <w:r>
+        <w:t xml:space="preserve"> </w:t>
+      </w:r>
+      <w:r>
+        <w:rPr>
+          <w:i/>
+          <w:iCs/>
+        </w:rPr>
+        <w:t xml:space="preserve">p</w:t>
+      </w:r>
+      <w:r>
+        <w:t xml:space="preserve">-value is (about) half the two-tailed one —</w:t>
+      </w:r>
+      <w:r>
+        <w:t xml:space="preserve"> </w:t>
+      </w:r>
+      <w:r>
+        <w:t xml:space="preserve">in terms of where the rejection region sits on the</w:t>
+      </w:r>
+      <w:r>
+        <w:t xml:space="preserve"> </w:t>
+      </w:r>
+      <w:r>
+        <w:rPr>
+          <w:i/>
+          <w:iCs/>
+        </w:rPr>
+        <w:t xml:space="preserve">t</w:t>
+      </w:r>
+      <w:r>
+        <w:t xml:space="preserve"> </w:t>
+      </w:r>
+      <w:r>
+        <w:t xml:space="preserve">distribution.</w:t>
+      </w:r>
+    </w:p>
+    <w:p>
+      <w:pPr>
+        <w:pStyle w:val="Compact"/>
+        <w:numPr>
+          <w:ilvl w:val="0"/>
+          <w:numId w:val="1011"/>
+        </w:numPr>
+      </w:pPr>
+      <w:r>
+        <w:t xml:space="preserve">A one-tailed test is only legitimate if the direction was chosen</w:t>
+      </w:r>
+      <w:r>
+        <w:t xml:space="preserve"> </w:t>
+      </w:r>
+      <w:r>
+        <w:rPr>
+          <w:b/>
+          <w:bCs/>
+        </w:rPr>
+        <w:t xml:space="preserve">before</w:t>
+      </w:r>
+      <w:r>
+        <w:t xml:space="preserve"> </w:t>
+      </w:r>
+      <w:r>
+        <w:t xml:space="preserve">seeing the data. Explain, in plain language, what goes wrong if a researcher</w:t>
+      </w:r>
+      <w:r>
+        <w:t xml:space="preserve"> </w:t>
+      </w:r>
+      <w:r>
+        <w:t xml:space="preserve">runs a two-tailed test, sees</w:t>
+      </w:r>
+      <w:r>
+        <w:t xml:space="preserve"> </w:t>
+      </w:r>
+      <w:r>
+        <w:rPr>
+          <w:i/>
+          <w:iCs/>
+        </w:rPr>
+        <w:t xml:space="preserve">p</w:t>
+      </w:r>
+      <w:r>
+        <w:t xml:space="preserve"> </w:t>
+      </w:r>
+      <w:r>
+        <w:t xml:space="preserve">= 0.08, and then switches to the one-tailed</w:t>
+      </w:r>
+      <w:r>
+        <w:t xml:space="preserve"> </w:t>
+      </w:r>
+      <w:r>
+        <w:t xml:space="preserve">test that</w:t>
+      </w:r>
+      <w:r>
+        <w:t xml:space="preserve"> </w:t>
+      </w:r>
+      <w:r>
+        <w:t xml:space="preserve">“works”</w:t>
+      </w:r>
+      <w:r>
+        <w:t xml:space="preserve">.</w:t>
+      </w:r>
+    </w:p>
+    <w:p>
+      <w:pPr>
+        <w:pStyle w:val="Compact"/>
+        <w:numPr>
+          <w:ilvl w:val="0"/>
+          <w:numId w:val="1011"/>
+        </w:numPr>
+      </w:pPr>
+      <w:r>
+        <w:t xml:space="preserve">If your one-tailed result is significant but the two-tailed result is not,</w:t>
+      </w:r>
+      <w:r>
+        <w:t xml:space="preserve"> </w:t>
+      </w:r>
+      <w:r>
+        <w:t xml:space="preserve">which would you report in a paper, and why?</w:t>
+      </w:r>
+    </w:p>
+    <w:p>
+      <w:pPr>
+        <w:pStyle w:val="BlockText"/>
+      </w:pPr>
+      <w:r>
+        <w:t xml:space="preserve">Optional, no points: rerun E1 with</w:t>
+      </w:r>
+      <w:r>
+        <w:t xml:space="preserve"> </w:t>
+      </w:r>
+      <w:r>
+        <w:rPr>
+          <w:rStyle w:val="VerbatimChar"/>
+        </w:rPr>
+        <w:t xml:space="preserve">conf.level = 0.99</w:t>
+      </w:r>
+      <w:r>
+        <w:t xml:space="preserve"> </w:t>
+      </w:r>
+      <w:r>
+        <w:t xml:space="preserve">and note how the CI</w:t>
+      </w:r>
+      <w:r>
+        <w:t xml:space="preserve"> </w:t>
+      </w:r>
+      <w:r>
+        <w:t xml:space="preserve">changes — and why a one-tailed</w:t>
+      </w:r>
+      <w:r>
+        <w:t xml:space="preserve"> </w:t>
+      </w:r>
+      <w:r>
+        <w:rPr>
+          <w:rStyle w:val="VerbatimChar"/>
+        </w:rPr>
+        <w:t xml:space="preserve">t.test()</w:t>
+      </w:r>
+      <w:r>
+        <w:t xml:space="preserve"> </w:t>
+      </w:r>
+      <w:r>
+        <w:t xml:space="preserve">reports a</w:t>
+      </w:r>
+      <w:r>
+        <w:t xml:space="preserve"> </w:t>
+      </w:r>
+      <w:r>
+        <w:rPr>
+          <w:b/>
+          <w:bCs/>
+        </w:rPr>
+        <w:t xml:space="preserve">one-sided</w:t>
+      </w:r>
+      <w:r>
+        <w:t xml:space="preserve"> </w:t>
+      </w:r>
+      <w:r>
+        <w:t xml:space="preserve">CI</w:t>
+      </w:r>
+      <w:r>
+        <w:t xml:space="preserve"> </w:t>
+      </w:r>
+      <w:r>
+        <w:t xml:space="preserve">(</w:t>
+      </w:r>
+      <w:r>
+        <w:rPr>
+          <w:rStyle w:val="VerbatimChar"/>
+        </w:rPr>
+        <w:t xml:space="preserve">-Inf</w:t>
+      </w:r>
+      <w:r>
+        <w:t xml:space="preserve"> </w:t>
+      </w:r>
+      <w:r>
+        <w:t xml:space="preserve">or</w:t>
+      </w:r>
+      <w:r>
+        <w:t xml:space="preserve"> </w:t>
+      </w:r>
+      <w:r>
+        <w:rPr>
+          <w:rStyle w:val="VerbatimChar"/>
+        </w:rPr>
+        <w:t xml:space="preserve">Inf</w:t>
+      </w:r>
+      <w:r>
+        <w:t xml:space="preserve"> </w:t>
+      </w:r>
+      <w:r>
+        <w:t xml:space="preserve">at one end).</w:t>
+      </w:r>
+    </w:p>
+    <w:p>
+      <w:r>
+        <w:pict>
+          <v:rect style="width:0;height:1.5pt" o:hralign="center" o:hrstd="t" o:hr="t"/>
+        </w:pict>
+      </w:r>
+    </w:p>
+    <w:bookmarkEnd w:id="28"/>
+    <w:bookmarkEnd w:id="29"/>
+    <w:bookmarkStart w:id="30" w:name="X860d402fdfb484c0cbbe992e3a90f041bafda12"/>
+    <w:p>
+      <w:pPr>
+        <w:pStyle w:val="Heading1"/>
+      </w:pPr>
+      <w:r>
+        <w:t xml:space="preserve">What your finished</w:t>
+      </w:r>
+      <w:r>
+        <w:t xml:space="preserve"> </w:t>
+      </w:r>
+      <w:r>
+        <w:rPr>
+          <w:rStyle w:val="VerbatimChar"/>
+        </w:rPr>
+        <w:t xml:space="preserve">figures/</w:t>
+      </w:r>
+      <w:r>
+        <w:t xml:space="preserve"> </w:t>
+      </w:r>
+      <w:r>
+        <w:t xml:space="preserve">folder should contain</w:t>
+      </w:r>
+    </w:p>
+    <w:p>
+      <w:pPr>
+        <w:pStyle w:val="SourceCode"/>
+      </w:pPr>
+      <w:r>
+        <w:rPr>
+          <w:rStyle w:val="VerbatimChar"/>
+        </w:rPr>
+        <w:t xml:space="preserve">project/</w:t>
+      </w:r>
+      <w:r>
+        <w:br/>
+      </w:r>
+      <w:r>
+        <w:rPr>
+          <w:rStyle w:val="VerbatimChar"/>
+        </w:rPr>
+        <w:t xml:space="preserve">├── data/</w:t>
+      </w:r>
+      <w:r>
+        <w:br/>
+      </w:r>
+      <w:r>
+        <w:rPr>
+          <w:rStyle w:val="VerbatimChar"/>
+        </w:rPr>
+        <w:t xml:space="preserve">│   └── 2026_06_25_tree_experiment_raw_data.xlsx</w:t>
+      </w:r>
+      <w:r>
+        <w:br/>
+      </w:r>
+      <w:r>
+        <w:rPr>
+          <w:rStyle w:val="VerbatimChar"/>
+        </w:rPr>
+        <w:t xml:space="preserve">├── figures/</w:t>
+      </w:r>
+      <w:r>
+        <w:br/>
+      </w:r>
+      <w:r>
+        <w:rPr>
+          <w:rStyle w:val="VerbatimChar"/>
+        </w:rPr>
+        <w:t xml:space="preserve">│   ├── leaf_weight_mean_se.png            &lt;- from Worksheet 03 (GGPlot I)</w:t>
+      </w:r>
+      <w:r>
+        <w:br/>
+      </w:r>
+      <w:r>
+        <w:rPr>
+          <w:rStyle w:val="VerbatimChar"/>
+        </w:rPr>
+        <w:t xml:space="preserve">│   └── leaf_weight_boxplot_ttest.png      &lt;- from this worksheet</w:t>
+      </w:r>
+      <w:r>
+        <w:br/>
+      </w:r>
+      <w:r>
+        <w:rPr>
+          <w:rStyle w:val="VerbatimChar"/>
+        </w:rPr>
+        <w:t xml:space="preserve">└── scripts/</w:t>
+      </w:r>
+      <w:r>
+        <w:br/>
+      </w:r>
+      <w:r>
+        <w:rPr>
+          <w:rStyle w:val="VerbatimChar"/>
+        </w:rPr>
+        <w:t xml:space="preserve">    └── 10_leaf_ttest.R                    &lt;- your script</w:t>
+      </w:r>
+    </w:p>
+    <w:p>
+      <w:r>
+        <w:pict>
+          <v:rect style="width:0;height:1.5pt" o:hralign="center" o:hrstd="t" o:hr="t"/>
+        </w:pict>
+      </w:r>
+    </w:p>
+    <w:bookmarkEnd w:id="30"/>
+    <w:bookmarkStart w:id="32" w:name="getting-unstuck"/>
+    <w:p>
+      <w:pPr>
+        <w:pStyle w:val="Heading1"/>
+      </w:pPr>
+      <w:r>
+        <w:t xml:space="preserve">Getting unstuck</w:t>
+      </w:r>
+    </w:p>
+    <w:p>
+      <w:pPr>
+        <w:pStyle w:val="Compact"/>
+        <w:numPr>
+          <w:ilvl w:val="0"/>
+          <w:numId w:val="1012"/>
+        </w:numPr>
+      </w:pPr>
+      <w:r>
+        <w:rPr>
+          <w:b/>
+          <w:bCs/>
+        </w:rPr>
+        <w:t xml:space="preserve">Read the error message out loud.</w:t>
+      </w:r>
+      <w:r>
+        <w:t xml:space="preserve"> </w:t>
+      </w:r>
+      <w:r>
+        <w:t xml:space="preserve">R usually names the line and the problem.</w:t>
+      </w:r>
+    </w:p>
+    <w:p>
+      <w:pPr>
+        <w:pStyle w:val="Compact"/>
+        <w:numPr>
+          <w:ilvl w:val="0"/>
+          <w:numId w:val="1012"/>
+        </w:numPr>
+      </w:pPr>
+      <w:r>
         <w:rPr>
           <w:rStyle w:val="VerbatimChar"/>
           <w:b/>
@@ -5120,7 +5067,7 @@
         <w:pStyle w:val="Compact"/>
         <w:numPr>
           <w:ilvl w:val="0"/>
-          <w:numId w:val="1010"/>
+          <w:numId w:val="1012"/>
         </w:numPr>
       </w:pPr>
       <w:r>
@@ -5139,7 +5086,7 @@
       <w:r>
         <w:t xml:space="preserve"> </w:t>
       </w:r>
-      <w:hyperlink r:id="rId27">
+      <w:hyperlink r:id="rId31">
         <w:r>
           <w:rPr>
             <w:rStyle w:val="Hyperlink"/>
@@ -5153,7 +5100,7 @@
         <w:pStyle w:val="Compact"/>
         <w:numPr>
           <w:ilvl w:val="0"/>
-          <w:numId w:val="1010"/>
+          <w:numId w:val="1012"/>
         </w:numPr>
       </w:pPr>
       <w:r>
@@ -5210,10 +5157,10 @@
           <w:i/>
           <w:iCs/>
         </w:rPr>
-        <w:t xml:space="preserve">End of Worksheet 10. Next: Worksheet 11 — regression.</w:t>
-      </w:r>
-    </w:p>
-    <w:bookmarkEnd w:id="28"/>
+        <w:t xml:space="preserve">End of the T-Tests II worksheet. Next: regression.</w:t>
+      </w:r>
+    </w:p>
+    <w:bookmarkEnd w:id="32"/>
     <w:sectPr>
       <w:pgSz w:h="15840" w:w="12240"/>
       <w:pgMar w:bottom="1440" w:footer="720" w:gutter="0" w:header="720" w:left="1440" w:right="1440" w:top="1440"/>
@@ -5647,6 +5594,66 @@
     <w:abstractNumId w:val="992"/>
   </w:num>
   <w:num w:numId="1010">
+    <w:abstractNumId w:val="99411"/>
+    <w:lvlOverride w:ilvl="0">
+      <w:startOverride w:val="1"/>
+    </w:lvlOverride>
+    <w:lvlOverride w:ilvl="1">
+      <w:startOverride w:val="1"/>
+    </w:lvlOverride>
+    <w:lvlOverride w:ilvl="2">
+      <w:startOverride w:val="1"/>
+    </w:lvlOverride>
+    <w:lvlOverride w:ilvl="3">
+      <w:startOverride w:val="1"/>
+    </w:lvlOverride>
+    <w:lvlOverride w:ilvl="4">
+      <w:startOverride w:val="1"/>
+    </w:lvlOverride>
+    <w:lvlOverride w:ilvl="5">
+      <w:startOverride w:val="1"/>
+    </w:lvlOverride>
+    <w:lvlOverride w:ilvl="6">
+      <w:startOverride w:val="1"/>
+    </w:lvlOverride>
+    <w:lvlOverride w:ilvl="7">
+      <w:startOverride w:val="1"/>
+    </w:lvlOverride>
+    <w:lvlOverride w:ilvl="8">
+      <w:startOverride w:val="1"/>
+    </w:lvlOverride>
+  </w:num>
+  <w:num w:numId="1011">
+    <w:abstractNumId w:val="99411"/>
+    <w:lvlOverride w:ilvl="0">
+      <w:startOverride w:val="1"/>
+    </w:lvlOverride>
+    <w:lvlOverride w:ilvl="1">
+      <w:startOverride w:val="1"/>
+    </w:lvlOverride>
+    <w:lvlOverride w:ilvl="2">
+      <w:startOverride w:val="1"/>
+    </w:lvlOverride>
+    <w:lvlOverride w:ilvl="3">
+      <w:startOverride w:val="1"/>
+    </w:lvlOverride>
+    <w:lvlOverride w:ilvl="4">
+      <w:startOverride w:val="1"/>
+    </w:lvlOverride>
+    <w:lvlOverride w:ilvl="5">
+      <w:startOverride w:val="1"/>
+    </w:lvlOverride>
+    <w:lvlOverride w:ilvl="6">
+      <w:startOverride w:val="1"/>
+    </w:lvlOverride>
+    <w:lvlOverride w:ilvl="7">
+      <w:startOverride w:val="1"/>
+    </w:lvlOverride>
+    <w:lvlOverride w:ilvl="8">
+      <w:startOverride w:val="1"/>
+    </w:lvlOverride>
+  </w:num>
+  <w:num w:numId="1012">
     <w:abstractNumId w:val="99411"/>
     <w:lvlOverride w:ilvl="0">
       <w:startOverride w:val="1"/>

--- a/docs/content/t_tests_2/t_tests_2_activity.docx
+++ b/docs/content/t_tests_2/t_tests_2_activity.docx
@@ -31,7 +31,7 @@
         <w:pStyle w:val="Date"/>
       </w:pPr>
       <w:r>
-        <w:t xml:space="preserve">2026-08-27</w:t>
+        <w:t xml:space="preserve">2026-09-01</w:t>
       </w:r>
     </w:p>
     <w:bookmarkStart w:id="13" w:name="X880d62fdb134daaa354ee2eb38612d28897f8ed"/>

--- a/docs/content/t_tests_2/t_tests_2_activity.docx
+++ b/docs/content/t_tests_2/t_tests_2_activity.docx
@@ -31,7 +31,7 @@
         <w:pStyle w:val="Date"/>
       </w:pPr>
       <w:r>
-        <w:t xml:space="preserve">2026-09-01</w:t>
+        <w:t xml:space="preserve">2026-09-03</w:t>
       </w:r>
     </w:p>
     <w:bookmarkStart w:id="13" w:name="X880d62fdb134daaa354ee2eb38612d28897f8ed"/>

--- a/docs/content/t_tests_2/t_tests_2_activity.docx
+++ b/docs/content/t_tests_2/t_tests_2_activity.docx
@@ -6436,8 +6436,8 @@
       <w:rFonts w:asciiTheme="majorHAnsi" w:cstheme="majorBidi" w:eastAsiaTheme="majorEastAsia" w:hAnsiTheme="majorHAnsi"/>
       <w:spacing w:val="-10"/>
       <w:kern w:val="28"/>
-      <w:sz w:val="56"/>
-      <w:szCs w:val="56"/>
+      <w:sz w:val="40"/>
+      <w:szCs w:val="40"/>
     </w:rPr>
   </w:style>
   <w:style w:customStyle="1" w:styleId="TitleChar" w:type="character">
@@ -6450,8 +6450,8 @@
       <w:rFonts w:asciiTheme="majorHAnsi" w:cstheme="majorBidi" w:eastAsiaTheme="majorEastAsia" w:hAnsiTheme="majorHAnsi"/>
       <w:spacing w:val="-10"/>
       <w:kern w:val="28"/>
-      <w:sz w:val="56"/>
-      <w:szCs w:val="56"/>
+      <w:sz w:val="40"/>
+      <w:szCs w:val="40"/>
     </w:rPr>
   </w:style>
   <w:style w:styleId="Subtitle" w:type="paragraph">

--- a/docs/content/t_tests_2/t_tests_2_activity.docx
+++ b/docs/content/t_tests_2/t_tests_2_activity.docx
@@ -31,7 +31,7 @@
         <w:pStyle w:val="Date"/>
       </w:pPr>
       <w:r>
-        <w:t xml:space="preserve">2026-09-03</w:t>
+        <w:t xml:space="preserve">2026-09-04</w:t>
       </w:r>
     </w:p>
     <w:bookmarkStart w:id="13" w:name="X880d62fdb134daaa354ee2eb38612d28897f8ed"/>
